--- a/NIST-800-53/CSW-NIST-800-53-Reference-Design.docx
+++ b/NIST-800-53/CSW-NIST-800-53-Reference-Design.docx
@@ -28,7 +28,7 @@
         </w:p>
       </w:sdtContent>
     </w:sdt>
-    <w:bookmarkStart w:id="38" w:name="X948b4982d14e1ca67913c3c4545ff7893567352"/>
+    <w:bookmarkStart w:id="39" w:name="X948b4982d14e1ca67913c3c4545ff7893567352"/>
     <w:p>
       <w:pPr>
         <w:pStyle w:val="Heading1"/>
@@ -37,13 +37,13 @@
         <w:t xml:space="preserve">Cisco Secure Workload — NIST 800-53 Rev 5 Compliance Framework</w:t>
       </w:r>
     </w:p>
-    <w:bookmarkStart w:id="9" w:name="X77bf2b843498ca01578b6e439fab16921e26894"/>
+    <w:bookmarkStart w:id="9" w:name="X07d1b6f4cbd29e20275a8e31922cd917129a0e2"/>
     <w:p>
       <w:pPr>
         <w:pStyle w:val="Heading2"/>
       </w:pPr>
       <w:r>
-        <w:t xml:space="preserve">Technical Runbook | Federal &amp; Enterprise Accounts</w:t>
+        <w:t xml:space="preserve">Reference Design | Federal &amp; Enterprise Accounts</w:t>
       </w:r>
     </w:p>
     <w:p>
@@ -136,7 +136,7 @@
           <w:b/>
           <w:bCs/>
         </w:rPr>
-        <w:t xml:space="preserve">Questions this runbook helps you answer:</w:t>
+        <w:t xml:space="preserve">Questions this reference design helps you answer:</w:t>
       </w:r>
     </w:p>
     <w:p>
@@ -4011,7 +4011,7 @@
       </w:r>
     </w:p>
     <w:bookmarkEnd w:id="31"/>
-    <w:bookmarkStart w:id="37" w:name="related-frameworks"/>
+    <w:bookmarkStart w:id="38" w:name="related-frameworks"/>
     <w:p>
       <w:pPr>
         <w:pStyle w:val="Heading2"/>
@@ -4022,7 +4022,6 @@
     </w:p>
     <w:p>
       <w:pPr>
-        <w:pStyle w:val="Compact"/>
         <w:numPr>
           <w:ilvl w:val="0"/>
           <w:numId w:val="1020"/>
@@ -4045,7 +4044,6 @@
     </w:p>
     <w:p>
       <w:pPr>
-        <w:pStyle w:val="Compact"/>
         <w:numPr>
           <w:ilvl w:val="0"/>
           <w:numId w:val="1020"/>
@@ -4068,7 +4066,6 @@
     </w:p>
     <w:p>
       <w:pPr>
-        <w:pStyle w:val="Compact"/>
         <w:numPr>
           <w:ilvl w:val="0"/>
           <w:numId w:val="1020"/>
@@ -4091,7 +4088,6 @@
     </w:p>
     <w:p>
       <w:pPr>
-        <w:pStyle w:val="Compact"/>
         <w:numPr>
           <w:ilvl w:val="0"/>
           <w:numId w:val="1020"/>
@@ -4114,7 +4110,6 @@
     </w:p>
     <w:p>
       <w:pPr>
-        <w:pStyle w:val="Compact"/>
         <w:numPr>
           <w:ilvl w:val="0"/>
           <w:numId w:val="1020"/>
@@ -4136,6 +4131,28 @@
       </w:r>
     </w:p>
     <w:p>
+      <w:pPr>
+        <w:numPr>
+          <w:ilvl w:val="0"/>
+          <w:numId w:val="1020"/>
+        </w:numPr>
+      </w:pPr>
+      <w:hyperlink r:id="rId37">
+        <w:r>
+          <w:rPr>
+            <w:rStyle w:val="Hyperlink"/>
+          </w:rPr>
+          <w:t xml:space="preserve">UK NCSC CAF v3.2</w:t>
+        </w:r>
+      </w:hyperlink>
+      <w:r>
+        <w:t xml:space="preserve"> </w:t>
+      </w:r>
+      <w:r>
+        <w:t xml:space="preserve">— AC-4 and SC-7 are the reuse path for CAF B5.</w:t>
+      </w:r>
+    </w:p>
+    <w:p>
       <w:r>
         <w:pict>
           <v:rect style="width:0;height:1.5pt" o:hralign="center" o:hrstd="t" o:hr="t"/>
@@ -4154,8 +4171,8 @@
         <w:t xml:space="preserve">Replace [Customer Name] and bracketed fields before customer delivery.</w:t>
       </w:r>
     </w:p>
-    <w:bookmarkEnd w:id="37"/>
     <w:bookmarkEnd w:id="38"/>
+    <w:bookmarkEnd w:id="39"/>
     <w:sectPr>
       <w:footnotePr>
         <w:numRestart w:val="eachSect"/>
